--- a/CORRECCIONES A KAITEKI.docx
+++ b/CORRECCIONES A KAITEKI.docx
@@ -63,6 +63,321 @@
       <w:pPr>
         <w:pStyle w:val="Prrafodelista"/>
         <w:numPr>
+          <w:ilvl w:val="1"/>
+          <w:numId w:val="1"/>
+        </w:numPr>
+        <w:spacing w:after="0" w:line="360" w:lineRule="auto"/>
+        <w:rPr>
+          <w:sz w:val="28"/>
+          <w:szCs w:val="28"/>
+        </w:rPr>
+      </w:pPr>
+      <w:r>
+        <w:rPr>
+          <w:sz w:val="28"/>
+          <w:szCs w:val="28"/>
+        </w:rPr>
+        <w:t>Solucionar el tema del acceso</w:t>
+      </w:r>
+    </w:p>
+    <w:p>
+      <w:pPr>
+        <w:pStyle w:val="Prrafodelista"/>
+        <w:numPr>
+          <w:ilvl w:val="1"/>
+          <w:numId w:val="1"/>
+        </w:numPr>
+        <w:spacing w:after="0" w:line="360" w:lineRule="auto"/>
+        <w:rPr>
+          <w:sz w:val="28"/>
+          <w:szCs w:val="28"/>
+        </w:rPr>
+      </w:pPr>
+      <w:r>
+        <w:rPr>
+          <w:sz w:val="28"/>
+          <w:szCs w:val="28"/>
+        </w:rPr>
+        <w:t>Mover a la pestaña eventos</w:t>
+      </w:r>
+    </w:p>
+    <w:p>
+      <w:pPr>
+        <w:pStyle w:val="Prrafodelista"/>
+        <w:numPr>
+          <w:ilvl w:val="1"/>
+          <w:numId w:val="1"/>
+        </w:numPr>
+        <w:spacing w:after="0" w:line="360" w:lineRule="auto"/>
+        <w:rPr>
+          <w:sz w:val="28"/>
+          <w:szCs w:val="28"/>
+        </w:rPr>
+      </w:pPr>
+      <w:r>
+        <w:rPr>
+          <w:sz w:val="28"/>
+          <w:szCs w:val="28"/>
+        </w:rPr>
+        <w:t>Se Aumentar el botón de estructutura</w:t>
+      </w:r>
+    </w:p>
+    <w:p>
+      <w:pPr>
+        <w:pStyle w:val="Prrafodelista"/>
+        <w:numPr>
+          <w:ilvl w:val="2"/>
+          <w:numId w:val="1"/>
+        </w:numPr>
+        <w:spacing w:after="0" w:line="360" w:lineRule="auto"/>
+        <w:rPr>
+          <w:sz w:val="28"/>
+          <w:szCs w:val="28"/>
+        </w:rPr>
+      </w:pPr>
+      <w:r>
+        <w:rPr>
+          <w:sz w:val="28"/>
+          <w:szCs w:val="28"/>
+        </w:rPr>
+        <w:t>Nombre – fecha  -  se jala de la tabla torneos</w:t>
+      </w:r>
+    </w:p>
+    <w:p>
+      <w:pPr>
+        <w:pStyle w:val="Prrafodelista"/>
+        <w:numPr>
+          <w:ilvl w:val="2"/>
+          <w:numId w:val="1"/>
+        </w:numPr>
+        <w:spacing w:after="0" w:line="360" w:lineRule="auto"/>
+        <w:rPr>
+          <w:sz w:val="28"/>
+          <w:szCs w:val="28"/>
+        </w:rPr>
+      </w:pPr>
+      <w:r>
+        <w:rPr>
+          <w:sz w:val="28"/>
+          <w:szCs w:val="28"/>
+        </w:rPr>
+        <w:t>responsable</w:t>
+      </w:r>
+      <w:r>
+        <w:rPr>
+          <w:sz w:val="28"/>
+          <w:szCs w:val="28"/>
+        </w:rPr>
+        <w:t xml:space="preserve">  -  se jala de la tabla torneos</w:t>
+      </w:r>
+    </w:p>
+    <w:p>
+      <w:pPr>
+        <w:pStyle w:val="Prrafodelista"/>
+        <w:numPr>
+          <w:ilvl w:val="2"/>
+          <w:numId w:val="1"/>
+        </w:numPr>
+        <w:spacing w:after="0" w:line="360" w:lineRule="auto"/>
+        <w:rPr>
+          <w:sz w:val="28"/>
+          <w:szCs w:val="28"/>
+        </w:rPr>
+      </w:pPr>
+      <w:r>
+        <w:rPr>
+          <w:sz w:val="28"/>
+          <w:szCs w:val="28"/>
+        </w:rPr>
+        <w:t xml:space="preserve">categorías - </w:t>
+      </w:r>
+      <w:r>
+        <w:rPr>
+          <w:sz w:val="28"/>
+          <w:szCs w:val="28"/>
+        </w:rPr>
+        <w:t xml:space="preserve">se jala de la tabla </w:t>
+      </w:r>
+      <w:r>
+        <w:rPr>
+          <w:sz w:val="28"/>
+          <w:szCs w:val="28"/>
+        </w:rPr>
+        <w:t>categorias</w:t>
+      </w:r>
+    </w:p>
+    <w:p>
+      <w:pPr>
+        <w:pStyle w:val="Prrafodelista"/>
+        <w:numPr>
+          <w:ilvl w:val="2"/>
+          <w:numId w:val="1"/>
+        </w:numPr>
+        <w:spacing w:after="0" w:line="360" w:lineRule="auto"/>
+        <w:rPr>
+          <w:sz w:val="28"/>
+          <w:szCs w:val="28"/>
+        </w:rPr>
+      </w:pPr>
+      <w:r>
+        <w:rPr>
+          <w:sz w:val="28"/>
+          <w:szCs w:val="28"/>
+        </w:rPr>
+        <w:t>dojos</w:t>
+      </w:r>
+      <w:r>
+        <w:rPr>
+          <w:sz w:val="28"/>
+          <w:szCs w:val="28"/>
+        </w:rPr>
+        <w:t xml:space="preserve">  -  se jala de la tabla </w:t>
+      </w:r>
+      <w:r>
+        <w:rPr>
+          <w:sz w:val="28"/>
+          <w:szCs w:val="28"/>
+        </w:rPr>
+        <w:t>Dojos</w:t>
+      </w:r>
+    </w:p>
+    <w:p>
+      <w:pPr>
+        <w:pStyle w:val="Prrafodelista"/>
+        <w:numPr>
+          <w:ilvl w:val="2"/>
+          <w:numId w:val="1"/>
+        </w:numPr>
+        <w:spacing w:after="0" w:line="360" w:lineRule="auto"/>
+        <w:rPr>
+          <w:sz w:val="28"/>
+          <w:szCs w:val="28"/>
+        </w:rPr>
+      </w:pPr>
+      <w:r>
+        <w:rPr>
+          <w:sz w:val="28"/>
+          <w:szCs w:val="28"/>
+        </w:rPr>
+        <w:t>Atletas – se jala de la tabla atletas</w:t>
+      </w:r>
+    </w:p>
+    <w:p>
+      <w:pPr>
+        <w:pStyle w:val="Prrafodelista"/>
+        <w:numPr>
+          <w:ilvl w:val="1"/>
+          <w:numId w:val="1"/>
+        </w:numPr>
+        <w:spacing w:after="0" w:line="360" w:lineRule="auto"/>
+        <w:rPr>
+          <w:sz w:val="28"/>
+          <w:szCs w:val="28"/>
+        </w:rPr>
+      </w:pPr>
+      <w:r>
+        <w:rPr>
+          <w:sz w:val="28"/>
+          <w:szCs w:val="28"/>
+        </w:rPr>
+        <w:t xml:space="preserve">Se Aumentar el botón de </w:t>
+      </w:r>
+      <w:r>
+        <w:rPr>
+          <w:sz w:val="28"/>
+          <w:szCs w:val="28"/>
+        </w:rPr>
+        <w:t xml:space="preserve">inscripción </w:t>
+      </w:r>
+    </w:p>
+    <w:p>
+      <w:pPr>
+        <w:pStyle w:val="Prrafodelista"/>
+        <w:numPr>
+          <w:ilvl w:val="2"/>
+          <w:numId w:val="1"/>
+        </w:numPr>
+        <w:spacing w:after="0" w:line="360" w:lineRule="auto"/>
+        <w:rPr>
+          <w:sz w:val="28"/>
+          <w:szCs w:val="28"/>
+        </w:rPr>
+      </w:pPr>
+      <w:r>
+        <w:rPr>
+          <w:sz w:val="28"/>
+          <w:szCs w:val="28"/>
+        </w:rPr>
+        <w:t>Competidores</w:t>
+      </w:r>
+    </w:p>
+    <w:p>
+      <w:pPr>
+        <w:pStyle w:val="Prrafodelista"/>
+        <w:numPr>
+          <w:ilvl w:val="3"/>
+          <w:numId w:val="1"/>
+        </w:numPr>
+        <w:spacing w:after="0" w:line="360" w:lineRule="auto"/>
+        <w:rPr>
+          <w:sz w:val="28"/>
+          <w:szCs w:val="28"/>
+        </w:rPr>
+      </w:pPr>
+      <w:r>
+        <w:rPr>
+          <w:sz w:val="28"/>
+          <w:szCs w:val="28"/>
+        </w:rPr>
+        <w:t>modalidad</w:t>
+      </w:r>
+    </w:p>
+    <w:p>
+      <w:pPr>
+        <w:pStyle w:val="Prrafodelista"/>
+        <w:numPr>
+          <w:ilvl w:val="3"/>
+          <w:numId w:val="1"/>
+        </w:numPr>
+        <w:spacing w:after="0" w:line="360" w:lineRule="auto"/>
+        <w:rPr>
+          <w:sz w:val="28"/>
+          <w:szCs w:val="28"/>
+        </w:rPr>
+      </w:pPr>
+      <w:r>
+        <w:rPr>
+          <w:sz w:val="28"/>
+          <w:szCs w:val="28"/>
+        </w:rPr>
+        <w:t>Categoria</w:t>
+      </w:r>
+    </w:p>
+    <w:p>
+      <w:pPr>
+        <w:pStyle w:val="Prrafodelista"/>
+        <w:numPr>
+          <w:ilvl w:val="3"/>
+          <w:numId w:val="1"/>
+        </w:numPr>
+        <w:spacing w:after="0" w:line="360" w:lineRule="auto"/>
+        <w:rPr>
+          <w:sz w:val="28"/>
+          <w:szCs w:val="28"/>
+        </w:rPr>
+      </w:pPr>
+      <w:r>
+        <w:rPr>
+          <w:sz w:val="28"/>
+          <w:szCs w:val="28"/>
+        </w:rPr>
+        <w:t>Nombre</w:t>
+      </w:r>
+    </w:p>
+    <w:p>
+      <w:pPr>
+        <w:pStyle w:val="Prrafodelista"/>
+        <w:numPr>
           <w:ilvl w:val="0"/>
           <w:numId w:val="1"/>
         </w:numPr>
@@ -78,17 +393,8 @@
           <w:sz w:val="28"/>
           <w:szCs w:val="28"/>
         </w:rPr>
-        <w:t xml:space="preserve">Modificar la imagen en el </w:t>
-      </w:r>
-      <w:proofErr w:type="spellStart"/>
-      <w:r>
-        <w:rPr>
-          <w:sz w:val="28"/>
-          <w:szCs w:val="28"/>
-        </w:rPr>
-        <w:t>login</w:t>
-      </w:r>
-      <w:proofErr w:type="spellEnd"/>
+        <w:t>Modificar la imagen en el login</w:t>
+      </w:r>
     </w:p>
     <w:p>
       <w:pPr>
@@ -110,7 +416,15 @@
           <w:szCs w:val="28"/>
           <w:lang w:val="es-MX"/>
         </w:rPr>
-        <w:t>Modificar la tabla de Grados insertar la imagen del grado.</w:t>
+        <w:t>Modificar la tabla de Grados insertar la imagen del grado</w:t>
+      </w:r>
+      <w:r>
+        <w:rPr>
+          <w:sz w:val="28"/>
+          <w:szCs w:val="28"/>
+          <w:lang w:val="es-MX"/>
+        </w:rPr>
+        <w:t xml:space="preserve"> y el tiempo en el grado.</w:t>
       </w:r>
     </w:p>
     <w:p>
@@ -150,16 +464,840 @@
           <w:szCs w:val="28"/>
         </w:rPr>
       </w:pPr>
-    </w:p>
-    <w:p>
-      <w:pPr>
-        <w:spacing w:after="0" w:line="360" w:lineRule="auto"/>
-        <w:ind w:left="357"/>
-        <w:rPr>
-          <w:sz w:val="28"/>
-          <w:szCs w:val="28"/>
-        </w:rPr>
-      </w:pPr>
+      <w:r>
+        <w:rPr>
+          <w:sz w:val="28"/>
+          <w:szCs w:val="28"/>
+        </w:rPr>
+        <w:t>Modificar la vista de Dojo debe incluir</w:t>
+      </w:r>
+    </w:p>
+    <w:p>
+      <w:pPr>
+        <w:pStyle w:val="Prrafodelista"/>
+        <w:numPr>
+          <w:ilvl w:val="1"/>
+          <w:numId w:val="1"/>
+        </w:numPr>
+        <w:spacing w:after="0" w:line="360" w:lineRule="auto"/>
+        <w:rPr>
+          <w:sz w:val="28"/>
+          <w:szCs w:val="28"/>
+        </w:rPr>
+      </w:pPr>
+      <w:r>
+        <w:rPr>
+          <w:sz w:val="28"/>
+          <w:szCs w:val="28"/>
+        </w:rPr>
+        <w:t>Nombre</w:t>
+      </w:r>
+    </w:p>
+    <w:p>
+      <w:pPr>
+        <w:pStyle w:val="Prrafodelista"/>
+        <w:numPr>
+          <w:ilvl w:val="1"/>
+          <w:numId w:val="1"/>
+        </w:numPr>
+        <w:spacing w:after="0" w:line="360" w:lineRule="auto"/>
+        <w:rPr>
+          <w:sz w:val="28"/>
+          <w:szCs w:val="28"/>
+        </w:rPr>
+      </w:pPr>
+      <w:r>
+        <w:rPr>
+          <w:sz w:val="28"/>
+          <w:szCs w:val="28"/>
+        </w:rPr>
+        <w:t>Loogo</w:t>
+      </w:r>
+    </w:p>
+    <w:p>
+      <w:pPr>
+        <w:pStyle w:val="Prrafodelista"/>
+        <w:numPr>
+          <w:ilvl w:val="1"/>
+          <w:numId w:val="1"/>
+        </w:numPr>
+        <w:spacing w:after="0" w:line="360" w:lineRule="auto"/>
+        <w:rPr>
+          <w:sz w:val="28"/>
+          <w:szCs w:val="28"/>
+        </w:rPr>
+      </w:pPr>
+      <w:r>
+        <w:rPr>
+          <w:sz w:val="28"/>
+          <w:szCs w:val="28"/>
+        </w:rPr>
+        <w:t>Responsable - debe jalar de la tabla Responsables</w:t>
+      </w:r>
+    </w:p>
+    <w:p>
+      <w:pPr>
+        <w:pStyle w:val="Prrafodelista"/>
+        <w:numPr>
+          <w:ilvl w:val="1"/>
+          <w:numId w:val="1"/>
+        </w:numPr>
+        <w:spacing w:after="0" w:line="360" w:lineRule="auto"/>
+        <w:rPr>
+          <w:sz w:val="28"/>
+          <w:szCs w:val="28"/>
+        </w:rPr>
+      </w:pPr>
+      <w:r>
+        <w:rPr>
+          <w:sz w:val="28"/>
+          <w:szCs w:val="28"/>
+        </w:rPr>
+        <w:t>Ciudad – debe jalar de la tabla Ciudads</w:t>
+      </w:r>
+    </w:p>
+    <w:p>
+      <w:pPr>
+        <w:pStyle w:val="Prrafodelista"/>
+        <w:numPr>
+          <w:ilvl w:val="1"/>
+          <w:numId w:val="1"/>
+        </w:numPr>
+        <w:spacing w:after="0" w:line="360" w:lineRule="auto"/>
+        <w:rPr>
+          <w:sz w:val="28"/>
+          <w:szCs w:val="28"/>
+        </w:rPr>
+      </w:pPr>
+      <w:r>
+        <w:rPr>
+          <w:sz w:val="28"/>
+          <w:szCs w:val="28"/>
+        </w:rPr>
+        <w:t>Telefono – se debe permitir por lo menos dos números</w:t>
+      </w:r>
+    </w:p>
+    <w:p>
+      <w:pPr>
+        <w:pStyle w:val="Prrafodelista"/>
+        <w:numPr>
+          <w:ilvl w:val="1"/>
+          <w:numId w:val="1"/>
+        </w:numPr>
+        <w:spacing w:after="0" w:line="360" w:lineRule="auto"/>
+        <w:rPr>
+          <w:sz w:val="28"/>
+          <w:szCs w:val="28"/>
+        </w:rPr>
+      </w:pPr>
+      <w:r>
+        <w:rPr>
+          <w:sz w:val="28"/>
+          <w:szCs w:val="28"/>
+        </w:rPr>
+        <w:t>Dirección</w:t>
+      </w:r>
+    </w:p>
+    <w:p>
+      <w:pPr>
+        <w:pStyle w:val="Prrafodelista"/>
+        <w:numPr>
+          <w:ilvl w:val="1"/>
+          <w:numId w:val="1"/>
+        </w:numPr>
+        <w:spacing w:after="0" w:line="360" w:lineRule="auto"/>
+        <w:rPr>
+          <w:sz w:val="28"/>
+          <w:szCs w:val="28"/>
+        </w:rPr>
+      </w:pPr>
+      <w:r>
+        <w:rPr>
+          <w:sz w:val="28"/>
+          <w:szCs w:val="28"/>
+        </w:rPr>
+        <w:t>E-mail</w:t>
+      </w:r>
+    </w:p>
+    <w:p>
+      <w:pPr>
+        <w:pStyle w:val="Prrafodelista"/>
+        <w:numPr>
+          <w:ilvl w:val="1"/>
+          <w:numId w:val="1"/>
+        </w:numPr>
+        <w:spacing w:after="0" w:line="360" w:lineRule="auto"/>
+        <w:rPr>
+          <w:sz w:val="28"/>
+          <w:szCs w:val="28"/>
+        </w:rPr>
+      </w:pPr>
+      <w:r>
+        <w:rPr>
+          <w:sz w:val="28"/>
+          <w:szCs w:val="28"/>
+        </w:rPr>
+        <w:t>Estatus – Campo de tiqueo Si/No</w:t>
+      </w:r>
+    </w:p>
+    <w:p>
+      <w:pPr>
+        <w:pStyle w:val="Prrafodelista"/>
+        <w:numPr>
+          <w:ilvl w:val="0"/>
+          <w:numId w:val="2"/>
+        </w:numPr>
+        <w:spacing w:after="0" w:line="360" w:lineRule="auto"/>
+        <w:rPr>
+          <w:sz w:val="28"/>
+          <w:szCs w:val="28"/>
+        </w:rPr>
+      </w:pPr>
+      <w:r>
+        <w:rPr>
+          <w:sz w:val="28"/>
+          <w:szCs w:val="28"/>
+        </w:rPr>
+        <w:t xml:space="preserve">Crear </w:t>
+      </w:r>
+      <w:r>
+        <w:rPr>
+          <w:sz w:val="28"/>
+          <w:szCs w:val="28"/>
+        </w:rPr>
+        <w:t>un alumno</w:t>
+      </w:r>
+      <w:r>
+        <w:rPr>
+          <w:sz w:val="28"/>
+          <w:szCs w:val="28"/>
+        </w:rPr>
+        <w:t>:</w:t>
+      </w:r>
+    </w:p>
+    <w:p>
+      <w:pPr>
+        <w:pStyle w:val="Prrafodelista"/>
+        <w:numPr>
+          <w:ilvl w:val="1"/>
+          <w:numId w:val="2"/>
+        </w:numPr>
+        <w:spacing w:after="0" w:line="360" w:lineRule="auto"/>
+        <w:rPr>
+          <w:sz w:val="28"/>
+          <w:szCs w:val="28"/>
+        </w:rPr>
+      </w:pPr>
+      <w:r>
+        <w:rPr>
+          <w:sz w:val="28"/>
+          <w:szCs w:val="28"/>
+        </w:rPr>
+        <w:t>Dojo</w:t>
+      </w:r>
+    </w:p>
+    <w:p>
+      <w:pPr>
+        <w:pStyle w:val="Prrafodelista"/>
+        <w:numPr>
+          <w:ilvl w:val="1"/>
+          <w:numId w:val="2"/>
+        </w:numPr>
+        <w:spacing w:after="0" w:line="360" w:lineRule="auto"/>
+        <w:rPr>
+          <w:sz w:val="28"/>
+          <w:szCs w:val="28"/>
+        </w:rPr>
+      </w:pPr>
+      <w:r>
+        <w:rPr>
+          <w:sz w:val="28"/>
+          <w:szCs w:val="28"/>
+        </w:rPr>
+        <w:lastRenderedPageBreak/>
+        <w:t>Código (ci del alumno), si no tiene asignar el 90000001</w:t>
+      </w:r>
+    </w:p>
+    <w:p>
+      <w:pPr>
+        <w:pStyle w:val="Prrafodelista"/>
+        <w:numPr>
+          <w:ilvl w:val="1"/>
+          <w:numId w:val="2"/>
+        </w:numPr>
+        <w:spacing w:after="0" w:line="360" w:lineRule="auto"/>
+        <w:rPr>
+          <w:sz w:val="28"/>
+          <w:szCs w:val="28"/>
+        </w:rPr>
+      </w:pPr>
+      <w:r>
+        <w:rPr>
+          <w:sz w:val="28"/>
+          <w:szCs w:val="28"/>
+        </w:rPr>
+        <w:t>Fecha de Ingreso</w:t>
+      </w:r>
+    </w:p>
+    <w:p>
+      <w:pPr>
+        <w:pStyle w:val="Prrafodelista"/>
+        <w:numPr>
+          <w:ilvl w:val="1"/>
+          <w:numId w:val="2"/>
+        </w:numPr>
+        <w:spacing w:after="0" w:line="360" w:lineRule="auto"/>
+        <w:rPr>
+          <w:sz w:val="28"/>
+          <w:szCs w:val="28"/>
+        </w:rPr>
+      </w:pPr>
+      <w:r>
+        <w:rPr>
+          <w:sz w:val="28"/>
+          <w:szCs w:val="28"/>
+        </w:rPr>
+        <w:t>Horario</w:t>
+      </w:r>
+    </w:p>
+    <w:p>
+      <w:pPr>
+        <w:pStyle w:val="Prrafodelista"/>
+        <w:numPr>
+          <w:ilvl w:val="1"/>
+          <w:numId w:val="2"/>
+        </w:numPr>
+        <w:spacing w:after="0" w:line="360" w:lineRule="auto"/>
+        <w:rPr>
+          <w:sz w:val="28"/>
+          <w:szCs w:val="28"/>
+        </w:rPr>
+      </w:pPr>
+      <w:r>
+        <w:rPr>
+          <w:sz w:val="28"/>
+          <w:szCs w:val="28"/>
+        </w:rPr>
+        <w:t>Nombre</w:t>
+      </w:r>
+    </w:p>
+    <w:p>
+      <w:pPr>
+        <w:pStyle w:val="Prrafodelista"/>
+        <w:numPr>
+          <w:ilvl w:val="1"/>
+          <w:numId w:val="2"/>
+        </w:numPr>
+        <w:spacing w:after="0" w:line="360" w:lineRule="auto"/>
+        <w:rPr>
+          <w:sz w:val="28"/>
+          <w:szCs w:val="28"/>
+        </w:rPr>
+      </w:pPr>
+      <w:r>
+        <w:rPr>
+          <w:sz w:val="28"/>
+          <w:szCs w:val="28"/>
+        </w:rPr>
+        <w:t>Foto</w:t>
+      </w:r>
+    </w:p>
+    <w:p>
+      <w:pPr>
+        <w:pStyle w:val="Prrafodelista"/>
+        <w:numPr>
+          <w:ilvl w:val="1"/>
+          <w:numId w:val="2"/>
+        </w:numPr>
+        <w:spacing w:after="0" w:line="360" w:lineRule="auto"/>
+        <w:rPr>
+          <w:sz w:val="28"/>
+          <w:szCs w:val="28"/>
+        </w:rPr>
+      </w:pPr>
+      <w:r>
+        <w:rPr>
+          <w:sz w:val="28"/>
+          <w:szCs w:val="28"/>
+        </w:rPr>
+        <w:t>Grado</w:t>
+      </w:r>
+    </w:p>
+    <w:p>
+      <w:pPr>
+        <w:pStyle w:val="Prrafodelista"/>
+        <w:numPr>
+          <w:ilvl w:val="1"/>
+          <w:numId w:val="2"/>
+        </w:numPr>
+        <w:spacing w:after="0" w:line="360" w:lineRule="auto"/>
+        <w:rPr>
+          <w:sz w:val="28"/>
+          <w:szCs w:val="28"/>
+        </w:rPr>
+      </w:pPr>
+      <w:r>
+        <w:rPr>
+          <w:sz w:val="28"/>
+          <w:szCs w:val="28"/>
+        </w:rPr>
+        <w:t>Fecha de Nacimiento</w:t>
+      </w:r>
+    </w:p>
+    <w:p>
+      <w:pPr>
+        <w:pStyle w:val="Prrafodelista"/>
+        <w:numPr>
+          <w:ilvl w:val="1"/>
+          <w:numId w:val="2"/>
+        </w:numPr>
+        <w:spacing w:after="0" w:line="360" w:lineRule="auto"/>
+        <w:rPr>
+          <w:sz w:val="28"/>
+          <w:szCs w:val="28"/>
+        </w:rPr>
+      </w:pPr>
+      <w:r>
+        <w:rPr>
+          <w:sz w:val="28"/>
+          <w:szCs w:val="28"/>
+        </w:rPr>
+        <w:t>Lugar de Nacimiento</w:t>
+      </w:r>
+    </w:p>
+    <w:p>
+      <w:pPr>
+        <w:pStyle w:val="Prrafodelista"/>
+        <w:numPr>
+          <w:ilvl w:val="1"/>
+          <w:numId w:val="2"/>
+        </w:numPr>
+        <w:spacing w:after="0" w:line="360" w:lineRule="auto"/>
+        <w:rPr>
+          <w:sz w:val="28"/>
+          <w:szCs w:val="28"/>
+        </w:rPr>
+      </w:pPr>
+      <w:r>
+        <w:rPr>
+          <w:sz w:val="28"/>
+          <w:szCs w:val="28"/>
+        </w:rPr>
+        <w:t>Telefonos</w:t>
+      </w:r>
+    </w:p>
+    <w:p>
+      <w:pPr>
+        <w:pStyle w:val="Prrafodelista"/>
+        <w:numPr>
+          <w:ilvl w:val="1"/>
+          <w:numId w:val="2"/>
+        </w:numPr>
+        <w:spacing w:after="0" w:line="360" w:lineRule="auto"/>
+        <w:rPr>
+          <w:sz w:val="28"/>
+          <w:szCs w:val="28"/>
+        </w:rPr>
+      </w:pPr>
+      <w:r>
+        <w:rPr>
+          <w:sz w:val="28"/>
+          <w:szCs w:val="28"/>
+        </w:rPr>
+        <w:t>direccion</w:t>
+      </w:r>
+    </w:p>
+    <w:p>
+      <w:pPr>
+        <w:pStyle w:val="Prrafodelista"/>
+        <w:numPr>
+          <w:ilvl w:val="1"/>
+          <w:numId w:val="2"/>
+        </w:numPr>
+        <w:spacing w:after="0" w:line="360" w:lineRule="auto"/>
+        <w:rPr>
+          <w:sz w:val="28"/>
+          <w:szCs w:val="28"/>
+        </w:rPr>
+      </w:pPr>
+      <w:r>
+        <w:rPr>
+          <w:sz w:val="28"/>
+          <w:szCs w:val="28"/>
+        </w:rPr>
+        <w:t>Estatus</w:t>
+      </w:r>
+    </w:p>
+    <w:p>
+      <w:pPr>
+        <w:pStyle w:val="Prrafodelista"/>
+        <w:numPr>
+          <w:ilvl w:val="0"/>
+          <w:numId w:val="2"/>
+        </w:numPr>
+        <w:spacing w:after="0" w:line="360" w:lineRule="auto"/>
+        <w:rPr>
+          <w:sz w:val="28"/>
+          <w:szCs w:val="28"/>
+        </w:rPr>
+      </w:pPr>
+      <w:r>
+        <w:rPr>
+          <w:sz w:val="28"/>
+          <w:szCs w:val="28"/>
+        </w:rPr>
+        <w:t>Una vez creado el</w:t>
+      </w:r>
+      <w:r>
+        <w:rPr>
+          <w:sz w:val="28"/>
+          <w:szCs w:val="28"/>
+        </w:rPr>
+        <w:t xml:space="preserve"> alumno:</w:t>
+      </w:r>
+    </w:p>
+    <w:p>
+      <w:pPr>
+        <w:pStyle w:val="Prrafodelista"/>
+        <w:numPr>
+          <w:ilvl w:val="1"/>
+          <w:numId w:val="2"/>
+        </w:numPr>
+        <w:spacing w:after="0" w:line="360" w:lineRule="auto"/>
+        <w:rPr>
+          <w:sz w:val="28"/>
+          <w:szCs w:val="28"/>
+        </w:rPr>
+      </w:pPr>
+      <w:r>
+        <w:rPr>
+          <w:sz w:val="28"/>
+          <w:szCs w:val="28"/>
+        </w:rPr>
+        <w:t>Jalar de una tabla un tutor e inserta al alumno</w:t>
+      </w:r>
+    </w:p>
+    <w:p>
+      <w:pPr>
+        <w:pStyle w:val="Prrafodelista"/>
+        <w:numPr>
+          <w:ilvl w:val="1"/>
+          <w:numId w:val="2"/>
+        </w:numPr>
+        <w:spacing w:after="0" w:line="360" w:lineRule="auto"/>
+        <w:rPr>
+          <w:sz w:val="28"/>
+          <w:szCs w:val="28"/>
+        </w:rPr>
+      </w:pPr>
+      <w:r>
+        <w:rPr>
+          <w:sz w:val="28"/>
+          <w:szCs w:val="28"/>
+        </w:rPr>
+        <w:t>El alumno puede tener varios parientes como se muestra en la pantalla</w:t>
+      </w:r>
+    </w:p>
+    <w:p>
+      <w:pPr>
+        <w:spacing w:after="0" w:line="360" w:lineRule="auto"/>
+        <w:jc w:val="center"/>
+        <w:rPr>
+          <w:sz w:val="28"/>
+          <w:szCs w:val="28"/>
+        </w:rPr>
+      </w:pPr>
+      <w:r>
+        <w:rPr>
+          <w:noProof/>
+          <w:sz w:val="28"/>
+          <w:szCs w:val="28"/>
+        </w:rPr>
+        <w:drawing>
+          <wp:inline distT="0" distB="0" distL="0" distR="0" wp14:anchorId="7BB71158" wp14:editId="759B55CD">
+            <wp:extent cx="5724000" cy="2754231"/>
+            <wp:effectExtent l="0" t="0" r="0" b="8255"/>
+            <wp:docPr id="1" name="Imagen 1"/>
+            <wp:cNvGraphicFramePr>
+              <a:graphicFrameLocks xmlns:a="http://schemas.openxmlformats.org/drawingml/2006/main" noChangeAspect="1"/>
+            </wp:cNvGraphicFramePr>
+            <a:graphic xmlns:a="http://schemas.openxmlformats.org/drawingml/2006/main">
+              <a:graphicData uri="http://schemas.openxmlformats.org/drawingml/2006/picture">
+                <pic:pic xmlns:pic="http://schemas.openxmlformats.org/drawingml/2006/picture">
+                  <pic:nvPicPr>
+                    <pic:cNvPr id="0" name="Picture 1"/>
+                    <pic:cNvPicPr>
+                      <a:picLocks noChangeAspect="1" noChangeArrowheads="1"/>
+                    </pic:cNvPicPr>
+                  </pic:nvPicPr>
+                  <pic:blipFill>
+                    <a:blip r:embed="rId5">
+                      <a:extLst>
+                        <a:ext uri="{28A0092B-C50C-407E-A947-70E740481C1C}">
+                          <a14:useLocalDpi xmlns:a14="http://schemas.microsoft.com/office/drawing/2010/main" val="0"/>
+                        </a:ext>
+                      </a:extLst>
+                    </a:blip>
+                    <a:srcRect/>
+                    <a:stretch>
+                      <a:fillRect/>
+                    </a:stretch>
+                  </pic:blipFill>
+                  <pic:spPr bwMode="auto">
+                    <a:xfrm>
+                      <a:off x="0" y="0"/>
+                      <a:ext cx="5724000" cy="2754231"/>
+                    </a:xfrm>
+                    <a:prstGeom prst="rect">
+                      <a:avLst/>
+                    </a:prstGeom>
+                    <a:noFill/>
+                    <a:ln>
+                      <a:noFill/>
+                    </a:ln>
+                  </pic:spPr>
+                </pic:pic>
+              </a:graphicData>
+            </a:graphic>
+          </wp:inline>
+        </w:drawing>
+      </w:r>
+    </w:p>
+    <w:p>
+      <w:pPr>
+        <w:pStyle w:val="Prrafodelista"/>
+        <w:numPr>
+          <w:ilvl w:val="0"/>
+          <w:numId w:val="2"/>
+        </w:numPr>
+        <w:spacing w:after="0" w:line="360" w:lineRule="auto"/>
+        <w:rPr>
+          <w:sz w:val="28"/>
+          <w:szCs w:val="28"/>
+        </w:rPr>
+      </w:pPr>
+      <w:r>
+        <w:rPr>
+          <w:sz w:val="28"/>
+          <w:szCs w:val="28"/>
+        </w:rPr>
+        <w:t>Una vez creado el alumno:</w:t>
+      </w:r>
+    </w:p>
+    <w:p>
+      <w:pPr>
+        <w:pStyle w:val="Prrafodelista"/>
+        <w:numPr>
+          <w:ilvl w:val="0"/>
+          <w:numId w:val="3"/>
+        </w:numPr>
+        <w:spacing w:after="0" w:line="360" w:lineRule="auto"/>
+        <w:rPr>
+          <w:sz w:val="28"/>
+          <w:szCs w:val="28"/>
+        </w:rPr>
+      </w:pPr>
+      <w:r>
+        <w:rPr>
+          <w:sz w:val="28"/>
+          <w:szCs w:val="28"/>
+        </w:rPr>
+        <w:t>Crear la tabla de HistorialAlumno</w:t>
+      </w:r>
+      <w:r>
+        <w:rPr>
+          <w:sz w:val="28"/>
+          <w:szCs w:val="28"/>
+        </w:rPr>
+        <w:t xml:space="preserve"> donde se guardara todos los datos históricos del alumno:</w:t>
+      </w:r>
+    </w:p>
+    <w:p>
+      <w:pPr>
+        <w:pStyle w:val="Prrafodelista"/>
+        <w:numPr>
+          <w:ilvl w:val="1"/>
+          <w:numId w:val="3"/>
+        </w:numPr>
+        <w:spacing w:after="0" w:line="360" w:lineRule="auto"/>
+        <w:rPr>
+          <w:sz w:val="28"/>
+          <w:szCs w:val="28"/>
+        </w:rPr>
+      </w:pPr>
+      <w:r>
+        <w:rPr>
+          <w:sz w:val="28"/>
+          <w:szCs w:val="28"/>
+        </w:rPr>
+        <w:t>Fecha de ingreso</w:t>
+      </w:r>
+    </w:p>
+    <w:p>
+      <w:pPr>
+        <w:pStyle w:val="Prrafodelista"/>
+        <w:numPr>
+          <w:ilvl w:val="1"/>
+          <w:numId w:val="3"/>
+        </w:numPr>
+        <w:spacing w:after="0" w:line="360" w:lineRule="auto"/>
+        <w:rPr>
+          <w:sz w:val="28"/>
+          <w:szCs w:val="28"/>
+        </w:rPr>
+      </w:pPr>
+      <w:r>
+        <w:rPr>
+          <w:sz w:val="28"/>
+          <w:szCs w:val="28"/>
+        </w:rPr>
+        <w:t>Fecha de repaso (obtuvo punta Si/no)</w:t>
+      </w:r>
+    </w:p>
+    <w:p>
+      <w:pPr>
+        <w:pStyle w:val="Prrafodelista"/>
+        <w:numPr>
+          <w:ilvl w:val="1"/>
+          <w:numId w:val="3"/>
+        </w:numPr>
+        <w:spacing w:after="0" w:line="360" w:lineRule="auto"/>
+        <w:rPr>
+          <w:sz w:val="28"/>
+          <w:szCs w:val="28"/>
+        </w:rPr>
+      </w:pPr>
+      <w:r>
+        <w:rPr>
+          <w:sz w:val="28"/>
+          <w:szCs w:val="28"/>
+        </w:rPr>
+        <w:t>Fecha del Examen (Obtuvo nuevo grado Si/no)</w:t>
+      </w:r>
+    </w:p>
+    <w:p>
+      <w:pPr>
+        <w:pStyle w:val="Prrafodelista"/>
+        <w:numPr>
+          <w:ilvl w:val="1"/>
+          <w:numId w:val="3"/>
+        </w:numPr>
+        <w:spacing w:after="0" w:line="360" w:lineRule="auto"/>
+        <w:rPr>
+          <w:sz w:val="28"/>
+          <w:szCs w:val="28"/>
+        </w:rPr>
+      </w:pPr>
+      <w:r>
+        <w:rPr>
+          <w:sz w:val="28"/>
+          <w:szCs w:val="28"/>
+        </w:rPr>
+        <w:t xml:space="preserve">Si </w:t>
+      </w:r>
+      <w:r>
+        <w:rPr>
+          <w:sz w:val="28"/>
+          <w:szCs w:val="28"/>
+        </w:rPr>
+        <w:t>Obtuvo nuevo grado</w:t>
+      </w:r>
+      <w:r>
+        <w:rPr>
+          <w:sz w:val="28"/>
+          <w:szCs w:val="28"/>
+        </w:rPr>
+        <w:t>, insertar registro con el nuevo grado, mostrar en la panta la fecha aproximada del próximo examen</w:t>
+      </w:r>
+    </w:p>
+    <w:p>
+      <w:pPr>
+        <w:pStyle w:val="Prrafodelista"/>
+        <w:numPr>
+          <w:ilvl w:val="1"/>
+          <w:numId w:val="3"/>
+        </w:numPr>
+        <w:spacing w:after="0" w:line="360" w:lineRule="auto"/>
+        <w:rPr>
+          <w:sz w:val="28"/>
+          <w:szCs w:val="28"/>
+        </w:rPr>
+      </w:pPr>
+      <w:r>
+        <w:rPr>
+          <w:sz w:val="28"/>
+          <w:szCs w:val="28"/>
+        </w:rPr>
+        <w:lastRenderedPageBreak/>
+        <w:t>La fecha del próximo examen se calcula con la fecha del ultimo examen+los días según el programa de graduación</w:t>
+      </w:r>
+    </w:p>
+    <w:p>
+      <w:pPr>
+        <w:pStyle w:val="Prrafodelista"/>
+        <w:spacing w:after="0" w:line="360" w:lineRule="auto"/>
+        <w:ind w:left="0"/>
+        <w:jc w:val="center"/>
+        <w:rPr>
+          <w:sz w:val="28"/>
+          <w:szCs w:val="28"/>
+        </w:rPr>
+      </w:pPr>
+      <w:r>
+        <w:rPr>
+          <w:noProof/>
+          <w:sz w:val="28"/>
+          <w:szCs w:val="28"/>
+        </w:rPr>
+        <w:drawing>
+          <wp:inline distT="0" distB="0" distL="0" distR="0" wp14:anchorId="173AF9D4" wp14:editId="4E57DBBE">
+            <wp:extent cx="5724000" cy="3133045"/>
+            <wp:effectExtent l="0" t="0" r="0" b="0"/>
+            <wp:docPr id="2" name="Imagen 2"/>
+            <wp:cNvGraphicFramePr>
+              <a:graphicFrameLocks xmlns:a="http://schemas.openxmlformats.org/drawingml/2006/main" noChangeAspect="1"/>
+            </wp:cNvGraphicFramePr>
+            <a:graphic xmlns:a="http://schemas.openxmlformats.org/drawingml/2006/main">
+              <a:graphicData uri="http://schemas.openxmlformats.org/drawingml/2006/picture">
+                <pic:pic xmlns:pic="http://schemas.openxmlformats.org/drawingml/2006/picture">
+                  <pic:nvPicPr>
+                    <pic:cNvPr id="0" name="Picture 2"/>
+                    <pic:cNvPicPr>
+                      <a:picLocks noChangeAspect="1" noChangeArrowheads="1"/>
+                    </pic:cNvPicPr>
+                  </pic:nvPicPr>
+                  <pic:blipFill>
+                    <a:blip r:embed="rId6">
+                      <a:extLst>
+                        <a:ext uri="{28A0092B-C50C-407E-A947-70E740481C1C}">
+                          <a14:useLocalDpi xmlns:a14="http://schemas.microsoft.com/office/drawing/2010/main" val="0"/>
+                        </a:ext>
+                      </a:extLst>
+                    </a:blip>
+                    <a:srcRect/>
+                    <a:stretch>
+                      <a:fillRect/>
+                    </a:stretch>
+                  </pic:blipFill>
+                  <pic:spPr bwMode="auto">
+                    <a:xfrm>
+                      <a:off x="0" y="0"/>
+                      <a:ext cx="5724000" cy="3133045"/>
+                    </a:xfrm>
+                    <a:prstGeom prst="rect">
+                      <a:avLst/>
+                    </a:prstGeom>
+                    <a:noFill/>
+                    <a:ln>
+                      <a:noFill/>
+                    </a:ln>
+                  </pic:spPr>
+                </pic:pic>
+              </a:graphicData>
+            </a:graphic>
+          </wp:inline>
+        </w:drawing>
+      </w:r>
     </w:p>
     <w:sectPr>
       <w:pgSz w:w="11906" w:h="16838"/>
@@ -176,7 +1314,7 @@
   <w:abstractNum w:abstractNumId="0" w15:restartNumberingAfterBreak="0">
     <w:nsid w:val="2C880FCA"/>
     <w:multiLevelType w:val="hybridMultilevel"/>
-    <w:tmpl w:val="CF30E7B0"/>
+    <w:tmpl w:val="569ABEB2"/>
     <w:lvl w:ilvl="0" w:tplc="400A0001">
       <w:start w:val="1"/>
       <w:numFmt w:val="bullet"/>
@@ -189,105 +1327,310 @@
         <w:rFonts w:ascii="Symbol" w:hAnsi="Symbol" w:hint="default"/>
       </w:rPr>
     </w:lvl>
-    <w:lvl w:ilvl="1" w:tplc="400A0003" w:tentative="1">
+    <w:lvl w:ilvl="1" w:tplc="400A000F">
+      <w:start w:val="1"/>
+      <w:numFmt w:val="decimal"/>
+      <w:lvlText w:val="%2."/>
+      <w:lvlJc w:val="left"/>
+      <w:pPr>
+        <w:ind w:left="1440" w:hanging="360"/>
+      </w:pPr>
+      <w:rPr>
+        <w:rFonts w:hint="default"/>
+      </w:rPr>
+    </w:lvl>
+    <w:lvl w:ilvl="2" w:tplc="400A0005">
+      <w:start w:val="1"/>
+      <w:numFmt w:val="bullet"/>
+      <w:lvlText w:val=""/>
+      <w:lvlJc w:val="left"/>
+      <w:pPr>
+        <w:ind w:left="2160" w:hanging="360"/>
+      </w:pPr>
+      <w:rPr>
+        <w:rFonts w:ascii="Wingdings" w:hAnsi="Wingdings" w:hint="default"/>
+      </w:rPr>
+    </w:lvl>
+    <w:lvl w:ilvl="3" w:tplc="400A0001">
+      <w:start w:val="1"/>
+      <w:numFmt w:val="bullet"/>
+      <w:lvlText w:val=""/>
+      <w:lvlJc w:val="left"/>
+      <w:pPr>
+        <w:ind w:left="2880" w:hanging="360"/>
+      </w:pPr>
+      <w:rPr>
+        <w:rFonts w:ascii="Symbol" w:hAnsi="Symbol" w:hint="default"/>
+      </w:rPr>
+    </w:lvl>
+    <w:lvl w:ilvl="4" w:tplc="400A0003" w:tentative="1">
       <w:start w:val="1"/>
       <w:numFmt w:val="bullet"/>
       <w:lvlText w:val="o"/>
       <w:lvlJc w:val="left"/>
       <w:pPr>
-        <w:ind w:left="1440" w:hanging="360"/>
+        <w:ind w:left="3600" w:hanging="360"/>
       </w:pPr>
       <w:rPr>
         <w:rFonts w:ascii="Courier New" w:hAnsi="Courier New" w:cs="Courier New" w:hint="default"/>
       </w:rPr>
     </w:lvl>
-    <w:lvl w:ilvl="2" w:tplc="400A0005" w:tentative="1">
+    <w:lvl w:ilvl="5" w:tplc="400A0005" w:tentative="1">
       <w:start w:val="1"/>
       <w:numFmt w:val="bullet"/>
       <w:lvlText w:val=""/>
       <w:lvlJc w:val="left"/>
       <w:pPr>
-        <w:ind w:left="2160" w:hanging="360"/>
+        <w:ind w:left="4320" w:hanging="360"/>
       </w:pPr>
       <w:rPr>
         <w:rFonts w:ascii="Wingdings" w:hAnsi="Wingdings" w:hint="default"/>
       </w:rPr>
     </w:lvl>
-    <w:lvl w:ilvl="3" w:tplc="400A0001" w:tentative="1">
+    <w:lvl w:ilvl="6" w:tplc="400A0001" w:tentative="1">
       <w:start w:val="1"/>
       <w:numFmt w:val="bullet"/>
       <w:lvlText w:val=""/>
       <w:lvlJc w:val="left"/>
       <w:pPr>
-        <w:ind w:left="2880" w:hanging="360"/>
+        <w:ind w:left="5040" w:hanging="360"/>
       </w:pPr>
       <w:rPr>
         <w:rFonts w:ascii="Symbol" w:hAnsi="Symbol" w:hint="default"/>
       </w:rPr>
     </w:lvl>
-    <w:lvl w:ilvl="4" w:tplc="400A0003" w:tentative="1">
+    <w:lvl w:ilvl="7" w:tplc="400A0003" w:tentative="1">
       <w:start w:val="1"/>
       <w:numFmt w:val="bullet"/>
       <w:lvlText w:val="o"/>
       <w:lvlJc w:val="left"/>
       <w:pPr>
-        <w:ind w:left="3600" w:hanging="360"/>
+        <w:ind w:left="5760" w:hanging="360"/>
       </w:pPr>
       <w:rPr>
         <w:rFonts w:ascii="Courier New" w:hAnsi="Courier New" w:cs="Courier New" w:hint="default"/>
       </w:rPr>
     </w:lvl>
-    <w:lvl w:ilvl="5" w:tplc="400A0005" w:tentative="1">
+    <w:lvl w:ilvl="8" w:tplc="400A0005" w:tentative="1">
       <w:start w:val="1"/>
       <w:numFmt w:val="bullet"/>
       <w:lvlText w:val=""/>
       <w:lvlJc w:val="left"/>
       <w:pPr>
-        <w:ind w:left="4320" w:hanging="360"/>
+        <w:ind w:left="6480" w:hanging="360"/>
       </w:pPr>
       <w:rPr>
         <w:rFonts w:ascii="Wingdings" w:hAnsi="Wingdings" w:hint="default"/>
       </w:rPr>
     </w:lvl>
-    <w:lvl w:ilvl="6" w:tplc="400A0001" w:tentative="1">
+  </w:abstractNum>
+  <w:abstractNum w:abstractNumId="1" w15:restartNumberingAfterBreak="0">
+    <w:nsid w:val="453C4589"/>
+    <w:multiLevelType w:val="hybridMultilevel"/>
+    <w:tmpl w:val="9506AF5C"/>
+    <w:lvl w:ilvl="0" w:tplc="400A000F">
+      <w:start w:val="1"/>
+      <w:numFmt w:val="decimal"/>
+      <w:lvlText w:val="%1."/>
+      <w:lvlJc w:val="left"/>
+      <w:pPr>
+        <w:ind w:left="1428" w:hanging="360"/>
+      </w:pPr>
+    </w:lvl>
+    <w:lvl w:ilvl="1" w:tplc="400A0019">
+      <w:start w:val="1"/>
+      <w:numFmt w:val="lowerLetter"/>
+      <w:lvlText w:val="%2."/>
+      <w:lvlJc w:val="left"/>
+      <w:pPr>
+        <w:ind w:left="2148" w:hanging="360"/>
+      </w:pPr>
+    </w:lvl>
+    <w:lvl w:ilvl="2" w:tplc="400A001B" w:tentative="1">
+      <w:start w:val="1"/>
+      <w:numFmt w:val="lowerRoman"/>
+      <w:lvlText w:val="%3."/>
+      <w:lvlJc w:val="right"/>
+      <w:pPr>
+        <w:ind w:left="2868" w:hanging="180"/>
+      </w:pPr>
+    </w:lvl>
+    <w:lvl w:ilvl="3" w:tplc="400A000F" w:tentative="1">
+      <w:start w:val="1"/>
+      <w:numFmt w:val="decimal"/>
+      <w:lvlText w:val="%4."/>
+      <w:lvlJc w:val="left"/>
+      <w:pPr>
+        <w:ind w:left="3588" w:hanging="360"/>
+      </w:pPr>
+    </w:lvl>
+    <w:lvl w:ilvl="4" w:tplc="400A0019" w:tentative="1">
+      <w:start w:val="1"/>
+      <w:numFmt w:val="lowerLetter"/>
+      <w:lvlText w:val="%5."/>
+      <w:lvlJc w:val="left"/>
+      <w:pPr>
+        <w:ind w:left="4308" w:hanging="360"/>
+      </w:pPr>
+    </w:lvl>
+    <w:lvl w:ilvl="5" w:tplc="400A001B" w:tentative="1">
+      <w:start w:val="1"/>
+      <w:numFmt w:val="lowerRoman"/>
+      <w:lvlText w:val="%6."/>
+      <w:lvlJc w:val="right"/>
+      <w:pPr>
+        <w:ind w:left="5028" w:hanging="180"/>
+      </w:pPr>
+    </w:lvl>
+    <w:lvl w:ilvl="6" w:tplc="400A000F" w:tentative="1">
+      <w:start w:val="1"/>
+      <w:numFmt w:val="decimal"/>
+      <w:lvlText w:val="%7."/>
+      <w:lvlJc w:val="left"/>
+      <w:pPr>
+        <w:ind w:left="5748" w:hanging="360"/>
+      </w:pPr>
+    </w:lvl>
+    <w:lvl w:ilvl="7" w:tplc="400A0019" w:tentative="1">
+      <w:start w:val="1"/>
+      <w:numFmt w:val="lowerLetter"/>
+      <w:lvlText w:val="%8."/>
+      <w:lvlJc w:val="left"/>
+      <w:pPr>
+        <w:ind w:left="6468" w:hanging="360"/>
+      </w:pPr>
+    </w:lvl>
+    <w:lvl w:ilvl="8" w:tplc="400A001B" w:tentative="1">
+      <w:start w:val="1"/>
+      <w:numFmt w:val="lowerRoman"/>
+      <w:lvlText w:val="%9."/>
+      <w:lvlJc w:val="right"/>
+      <w:pPr>
+        <w:ind w:left="7188" w:hanging="180"/>
+      </w:pPr>
+    </w:lvl>
+  </w:abstractNum>
+  <w:abstractNum w:abstractNumId="2" w15:restartNumberingAfterBreak="0">
+    <w:nsid w:val="78CF5D5C"/>
+    <w:multiLevelType w:val="hybridMultilevel"/>
+    <w:tmpl w:val="AE6E660A"/>
+    <w:lvl w:ilvl="0" w:tplc="400A0001">
       <w:start w:val="1"/>
       <w:numFmt w:val="bullet"/>
       <w:lvlText w:val=""/>
       <w:lvlJc w:val="left"/>
       <w:pPr>
-        <w:ind w:left="5040" w:hanging="360"/>
+        <w:ind w:left="1077" w:hanging="360"/>
       </w:pPr>
       <w:rPr>
         <w:rFonts w:ascii="Symbol" w:hAnsi="Symbol" w:hint="default"/>
       </w:rPr>
     </w:lvl>
-    <w:lvl w:ilvl="7" w:tplc="400A0003" w:tentative="1">
+    <w:lvl w:ilvl="1" w:tplc="400A000F">
+      <w:start w:val="1"/>
+      <w:numFmt w:val="decimal"/>
+      <w:lvlText w:val="%2."/>
+      <w:lvlJc w:val="left"/>
+      <w:pPr>
+        <w:ind w:left="1797" w:hanging="360"/>
+      </w:pPr>
+      <w:rPr>
+        <w:rFonts w:hint="default"/>
+      </w:rPr>
+    </w:lvl>
+    <w:lvl w:ilvl="2" w:tplc="400A0005" w:tentative="1">
+      <w:start w:val="1"/>
+      <w:numFmt w:val="bullet"/>
+      <w:lvlText w:val=""/>
+      <w:lvlJc w:val="left"/>
+      <w:pPr>
+        <w:ind w:left="2517" w:hanging="360"/>
+      </w:pPr>
+      <w:rPr>
+        <w:rFonts w:ascii="Wingdings" w:hAnsi="Wingdings" w:hint="default"/>
+      </w:rPr>
+    </w:lvl>
+    <w:lvl w:ilvl="3" w:tplc="400A0001" w:tentative="1">
+      <w:start w:val="1"/>
+      <w:numFmt w:val="bullet"/>
+      <w:lvlText w:val=""/>
+      <w:lvlJc w:val="left"/>
+      <w:pPr>
+        <w:ind w:left="3237" w:hanging="360"/>
+      </w:pPr>
+      <w:rPr>
+        <w:rFonts w:ascii="Symbol" w:hAnsi="Symbol" w:hint="default"/>
+      </w:rPr>
+    </w:lvl>
+    <w:lvl w:ilvl="4" w:tplc="400A0003" w:tentative="1">
       <w:start w:val="1"/>
       <w:numFmt w:val="bullet"/>
       <w:lvlText w:val="o"/>
       <w:lvlJc w:val="left"/>
       <w:pPr>
-        <w:ind w:left="5760" w:hanging="360"/>
+        <w:ind w:left="3957" w:hanging="360"/>
       </w:pPr>
       <w:rPr>
         <w:rFonts w:ascii="Courier New" w:hAnsi="Courier New" w:cs="Courier New" w:hint="default"/>
       </w:rPr>
     </w:lvl>
-    <w:lvl w:ilvl="8" w:tplc="400A0005" w:tentative="1">
+    <w:lvl w:ilvl="5" w:tplc="400A0005" w:tentative="1">
       <w:start w:val="1"/>
       <w:numFmt w:val="bullet"/>
       <w:lvlText w:val=""/>
       <w:lvlJc w:val="left"/>
       <w:pPr>
-        <w:ind w:left="6480" w:hanging="360"/>
+        <w:ind w:left="4677" w:hanging="360"/>
       </w:pPr>
       <w:rPr>
         <w:rFonts w:ascii="Wingdings" w:hAnsi="Wingdings" w:hint="default"/>
       </w:rPr>
     </w:lvl>
+    <w:lvl w:ilvl="6" w:tplc="400A0001" w:tentative="1">
+      <w:start w:val="1"/>
+      <w:numFmt w:val="bullet"/>
+      <w:lvlText w:val=""/>
+      <w:lvlJc w:val="left"/>
+      <w:pPr>
+        <w:ind w:left="5397" w:hanging="360"/>
+      </w:pPr>
+      <w:rPr>
+        <w:rFonts w:ascii="Symbol" w:hAnsi="Symbol" w:hint="default"/>
+      </w:rPr>
+    </w:lvl>
+    <w:lvl w:ilvl="7" w:tplc="400A0003" w:tentative="1">
+      <w:start w:val="1"/>
+      <w:numFmt w:val="bullet"/>
+      <w:lvlText w:val="o"/>
+      <w:lvlJc w:val="left"/>
+      <w:pPr>
+        <w:ind w:left="6117" w:hanging="360"/>
+      </w:pPr>
+      <w:rPr>
+        <w:rFonts w:ascii="Courier New" w:hAnsi="Courier New" w:cs="Courier New" w:hint="default"/>
+      </w:rPr>
+    </w:lvl>
+    <w:lvl w:ilvl="8" w:tplc="400A0005" w:tentative="1">
+      <w:start w:val="1"/>
+      <w:numFmt w:val="bullet"/>
+      <w:lvlText w:val=""/>
+      <w:lvlJc w:val="left"/>
+      <w:pPr>
+        <w:ind w:left="6837" w:hanging="360"/>
+      </w:pPr>
+      <w:rPr>
+        <w:rFonts w:ascii="Wingdings" w:hAnsi="Wingdings" w:hint="default"/>
+      </w:rPr>
+    </w:lvl>
   </w:abstractNum>
   <w:num w:numId="1">
     <w:abstractNumId w:val="0"/>
+  </w:num>
+  <w:num w:numId="2">
+    <w:abstractNumId w:val="2"/>
+  </w:num>
+  <w:num w:numId="3">
+    <w:abstractNumId w:val="1"/>
   </w:num>
 </w:numbering>
 </file>
